--- a/guia/erratas__.docx
+++ b/guia/erratas__.docx
@@ -168,8 +168,6 @@
       <w:r>
         <w:t>Corrigir o associado e associados.</w:t>
       </w:r>
-      <w:bookmarkStart w:id="0" w:name="_GoBack"/>
-      <w:bookmarkEnd w:id="0"/>
     </w:p>
     <w:p>
       <w:pPr>
@@ -1149,13 +1147,112 @@
           <w:color w:val="FF0000"/>
         </w:rPr>
       </w:pPr>
-      <w:r>
+      <w:hyperlink r:id="rId5" w:history="1">
+        <w:r>
+          <w:rPr>
+            <w:rStyle w:val="Hyperlink"/>
+            <w:b/>
+          </w:rPr>
+          <w:t>romulodf.cesar@gmail.com</w:t>
+        </w:r>
+      </w:hyperlink>
+    </w:p>
+    <w:p>
+      <w:pPr>
         <w:rPr>
           <w:b/>
           <w:color w:val="FF0000"/>
         </w:rPr>
-        <w:t>romulodf.cesar@gmail.com</w:t>
-      </w:r>
+      </w:pPr>
+    </w:p>
+    <w:p>
+      <w:pPr>
+        <w:rPr>
+          <w:b/>
+          <w:color w:val="FF0000"/>
+        </w:rPr>
+      </w:pPr>
+    </w:p>
+    <w:p>
+      <w:pPr>
+        <w:rPr>
+          <w:b/>
+          <w:color w:val="FF0000"/>
+        </w:rPr>
+      </w:pPr>
+      <w:r>
+        <w:rPr>
+          <w:b/>
+          <w:color w:val="FF0000"/>
+        </w:rPr>
+        <w:lastRenderedPageBreak/>
+        <w:t xml:space="preserve">O index.html da carteirinha </w:t>
+      </w:r>
+      <w:proofErr w:type="gramStart"/>
+      <w:r>
+        <w:rPr>
+          <w:b/>
+          <w:color w:val="FF0000"/>
+        </w:rPr>
+        <w:t>tá</w:t>
+      </w:r>
+      <w:proofErr w:type="gramEnd"/>
+      <w:r>
+        <w:rPr>
+          <w:b/>
+          <w:color w:val="FF0000"/>
+        </w:rPr>
+        <w:t xml:space="preserve"> no final</w:t>
+      </w:r>
+    </w:p>
+    <w:p>
+      <w:pPr>
+        <w:rPr>
+          <w:b/>
+          <w:color w:val="FF0000"/>
+        </w:rPr>
+      </w:pPr>
+      <w:r>
+        <w:rPr>
+          <w:b/>
+          <w:color w:val="FF0000"/>
+        </w:rPr>
+        <w:t xml:space="preserve">Colocar </w:t>
+      </w:r>
+      <w:proofErr w:type="spellStart"/>
+      <w:r>
+        <w:rPr>
+          <w:b/>
+          <w:color w:val="FF0000"/>
+        </w:rPr>
+        <w:t>la</w:t>
+      </w:r>
+      <w:proofErr w:type="spellEnd"/>
+      <w:r>
+        <w:rPr>
+          <w:b/>
+          <w:color w:val="FF0000"/>
+        </w:rPr>
+        <w:t xml:space="preserve"> no início.</w:t>
+      </w:r>
+    </w:p>
+    <w:p>
+      <w:pPr>
+        <w:rPr>
+          <w:b/>
+          <w:color w:val="FF0000"/>
+        </w:rPr>
+      </w:pPr>
+      <w:bookmarkStart w:id="0" w:name="_GoBack"/>
+      <w:bookmarkEnd w:id="0"/>
+    </w:p>
+    <w:p>
+      <w:pPr>
+        <w:rPr>
+          <w:b/>
+          <w:color w:val="FF0000"/>
+        </w:rPr>
+      </w:pPr>
     </w:p>
     <w:p/>
     <w:sectPr>
@@ -1914,6 +2011,17 @@
       <w:szCs w:val="20"/>
     </w:rPr>
   </w:style>
+  <w:style w:type="character" w:styleId="Hyperlink">
+    <w:name w:val="Hyperlink"/>
+    <w:basedOn w:val="Fontepargpadro"/>
+    <w:uiPriority w:val="99"/>
+    <w:unhideWhenUsed/>
+    <w:rsid w:val="00D9397B"/>
+    <w:rPr>
+      <w:color w:val="0563C1" w:themeColor="hyperlink"/>
+      <w:u w:val="single"/>
+    </w:rPr>
+  </w:style>
 </w:styles>
 </file>
 
